--- a/Heart Disease Detection.docx
+++ b/Heart Disease Detection.docx
@@ -34,71 +34,66 @@
     <w:p>
       <w:pPr>
         <w:rPr>
+          <w:b/>
+          <w:bCs/>
           <w:lang w:val="en-US"/>
         </w:rPr>
       </w:pPr>
-    </w:p>
-    <w:p>
-      <w:pPr>
-        <w:rPr>
-          <w:b/>
-          <w:bCs/>
-        </w:rPr>
-      </w:pPr>
-      <w:r>
-        <w:rPr>
-          <w:b/>
-          <w:bCs/>
-        </w:rPr>
-        <w:t xml:space="preserve">Documentation &amp; Reporting: Heart Disease Classification </w:t>
-      </w:r>
-      <w:proofErr w:type="spellStart"/>
-      <w:r>
-        <w:rPr>
-          <w:b/>
-          <w:bCs/>
-        </w:rPr>
-        <w:t>MLOps</w:t>
-      </w:r>
-      <w:proofErr w:type="spellEnd"/>
-      <w:r>
-        <w:rPr>
-          <w:b/>
-          <w:bCs/>
-        </w:rPr>
-        <w:t xml:space="preserve"> Pipeline</w:t>
-      </w:r>
-    </w:p>
-    <w:p>
-      <w:r>
-        <w:rPr>
-          <w:b/>
-          <w:bCs/>
-        </w:rPr>
-        <w:t>Course / Module:</w:t>
-      </w:r>
-      <w:r>
-        <w:t xml:space="preserve"> </w:t>
-      </w:r>
-      <w:proofErr w:type="spellStart"/>
-      <w:r>
-        <w:t>MLOps</w:t>
-      </w:r>
-      <w:proofErr w:type="spellEnd"/>
-      <w:r>
-        <w:t xml:space="preserve"> Assignment</w:t>
-      </w:r>
-    </w:p>
-    <w:p>
-      <w:r>
-        <w:rPr>
-          <w:b/>
-          <w:bCs/>
-        </w:rPr>
-        <w:t>Project Title:</w:t>
-      </w:r>
-      <w:r>
-        <w:t xml:space="preserve"> End-to-End Heart Disease Classification &amp; Kubernetes Deployment</w:t>
+      <w:r>
+        <w:rPr>
+          <w:b/>
+          <w:bCs/>
+          <w:lang w:val="en-US"/>
+        </w:rPr>
+        <w:t>Student Details:</w:t>
+      </w:r>
+    </w:p>
+    <w:p>
+      <w:pPr>
+        <w:rPr>
+          <w:b/>
+          <w:bCs/>
+          <w:lang w:val="en-US"/>
+        </w:rPr>
+      </w:pPr>
+      <w:r>
+        <w:rPr>
+          <w:b/>
+          <w:bCs/>
+          <w:lang w:val="en-US"/>
+        </w:rPr>
+        <w:t>Name: Lokesh Kumar Pandey</w:t>
+      </w:r>
+    </w:p>
+    <w:p>
+      <w:r>
+        <w:rPr>
+          <w:b/>
+          <w:bCs/>
+          <w:lang w:val="en-US"/>
+        </w:rPr>
+        <w:t xml:space="preserve">Student Id: </w:t>
+      </w:r>
+      <w:r>
+        <w:rPr>
+          <w:b/>
+          <w:bCs/>
+        </w:rPr>
+        <w:t>2025</w:t>
+      </w:r>
+      <w:r>
+        <w:rPr>
+          <w:b/>
+          <w:bCs/>
+        </w:rPr>
+        <w:t>AE</w:t>
+      </w:r>
+      <w:r>
+        <w:rPr>
+          <w:b/>
+          <w:bCs/>
+        </w:rPr>
+        <w:t>05342</w:t>
       </w:r>
     </w:p>
     <w:p>
@@ -133,6 +128,53 @@
           <w:b/>
           <w:bCs/>
         </w:rPr>
+        <w:t xml:space="preserve">Video </w:t>
+      </w:r>
+      <w:proofErr w:type="gramStart"/>
+      <w:r>
+        <w:rPr>
+          <w:b/>
+          <w:bCs/>
+        </w:rPr>
+        <w:t>URL :</w:t>
+      </w:r>
+      <w:proofErr w:type="gramEnd"/>
+      <w:r>
+        <w:rPr>
+          <w:b/>
+          <w:bCs/>
+        </w:rPr>
+        <w:t xml:space="preserve"> </w:t>
+      </w:r>
+      <w:hyperlink r:id="rId8" w:history="1">
+        <w:r>
+          <w:rPr>
+            <w:rStyle w:val="Hyperlink"/>
+          </w:rPr>
+          <w:t>https://drive.google.com/file/d/1qa2KR6goiNEVxu8tykBkHJECo9fw6HLJ/view?usp=drive_link</w:t>
+        </w:r>
+      </w:hyperlink>
+    </w:p>
+    <w:p>
+      <w:pPr>
+        <w:rPr>
+          <w:b/>
+          <w:bCs/>
+        </w:rPr>
+      </w:pPr>
+    </w:p>
+    <w:p>
+      <w:pPr>
+        <w:rPr>
+          <w:b/>
+          <w:bCs/>
+        </w:rPr>
+      </w:pPr>
+      <w:r>
+        <w:rPr>
+          <w:b/>
+          <w:bCs/>
+        </w:rPr>
         <w:t>1. Setup &amp; Installation Instructions</w:t>
       </w:r>
     </w:p>
@@ -429,6 +471,7 @@
     <w:p>
       <w:proofErr w:type="spellStart"/>
       <w:r>
+        <w:lastRenderedPageBreak/>
         <w:t>mlflow</w:t>
       </w:r>
       <w:proofErr w:type="spellEnd"/>
@@ -438,7 +481,6 @@
     </w:p>
     <w:p>
       <w:r>
-        <w:lastRenderedPageBreak/>
         <w:t xml:space="preserve">  --backend-store-</w:t>
       </w:r>
       <w:proofErr w:type="spellStart"/>
@@ -791,6 +833,7 @@
           <w:b/>
           <w:bCs/>
         </w:rPr>
+        <w:lastRenderedPageBreak/>
         <w:t>Data Preprocessing &amp; Leakage Prevention:</w:t>
       </w:r>
     </w:p>
@@ -802,7 +845,6 @@
         </w:numPr>
       </w:pPr>
       <w:r>
-        <w:lastRenderedPageBreak/>
         <w:t xml:space="preserve">Bundled all preprocessing into a Scikit-Learn </w:t>
       </w:r>
       <w:proofErr w:type="spellStart"/>
@@ -955,7 +997,7 @@
                     <pic:cNvPicPr/>
                   </pic:nvPicPr>
                   <pic:blipFill>
-                    <a:blip r:embed="rId8" cstate="print">
+                    <a:blip r:embed="rId9" cstate="print">
                       <a:extLst>
                         <a:ext uri="{28A0092B-C50C-407E-A947-70E740481C1C}">
                           <a14:useLocalDpi xmlns:a14="http://schemas.microsoft.com/office/drawing/2010/main" val="0"/>
@@ -1027,7 +1069,7 @@
                     <pic:cNvPicPr/>
                   </pic:nvPicPr>
                   <pic:blipFill>
-                    <a:blip r:embed="rId9" cstate="print">
+                    <a:blip r:embed="rId10" cstate="print">
                       <a:extLst>
                         <a:ext uri="{28A0092B-C50C-407E-A947-70E740481C1C}">
                           <a14:useLocalDpi xmlns:a14="http://schemas.microsoft.com/office/drawing/2010/main" val="0"/>
@@ -1099,7 +1141,7 @@
                     <pic:cNvPicPr/>
                   </pic:nvPicPr>
                   <pic:blipFill>
-                    <a:blip r:embed="rId10" cstate="print">
+                    <a:blip r:embed="rId11" cstate="print">
                       <a:extLst>
                         <a:ext uri="{28A0092B-C50C-407E-A947-70E740481C1C}">
                           <a14:useLocalDpi xmlns:a14="http://schemas.microsoft.com/office/drawing/2010/main" val="0"/>
@@ -1431,6 +1473,519 @@
           <w:b/>
           <w:bCs/>
         </w:rPr>
+        <w:t>Experiments Result</w:t>
+      </w:r>
+    </w:p>
+    <w:p>
+      <w:pPr>
+        <w:rPr>
+          <w:b/>
+          <w:bCs/>
+        </w:rPr>
+      </w:pPr>
+      <w:r>
+        <w:rPr>
+          <w:b/>
+          <w:bCs/>
+        </w:rPr>
+        <w:t>Class 0: Random Forest Model</w:t>
+      </w:r>
+    </w:p>
+    <w:p>
+      <w:pPr>
+        <w:rPr>
+          <w:b/>
+          <w:bCs/>
+          <w:noProof/>
+        </w:rPr>
+      </w:pPr>
+      <w:r>
+        <w:rPr>
+          <w:noProof/>
+        </w:rPr>
+        <w:lastRenderedPageBreak/>
+        <w:drawing>
+          <wp:inline distT="0" distB="0" distL="0" distR="0" wp14:anchorId="41C3B851" wp14:editId="2E1FA3C3">
+            <wp:extent cx="6840220" cy="3420110"/>
+            <wp:effectExtent l="0" t="0" r="0" b="8890"/>
+            <wp:docPr id="17483215" name="Picture 1"/>
+            <wp:cNvGraphicFramePr>
+              <a:graphicFrameLocks xmlns:a="http://schemas.openxmlformats.org/drawingml/2006/main" noChangeAspect="1"/>
+            </wp:cNvGraphicFramePr>
+            <a:graphic xmlns:a="http://schemas.openxmlformats.org/drawingml/2006/main">
+              <a:graphicData uri="http://schemas.openxmlformats.org/drawingml/2006/picture">
+                <pic:pic xmlns:pic="http://schemas.openxmlformats.org/drawingml/2006/picture">
+                  <pic:nvPicPr>
+                    <pic:cNvPr id="17483215" name="Picture 17483215"/>
+                    <pic:cNvPicPr/>
+                  </pic:nvPicPr>
+                  <pic:blipFill>
+                    <a:blip r:embed="rId12">
+                      <a:extLst>
+                        <a:ext uri="{28A0092B-C50C-407E-A947-70E740481C1C}">
+                          <a14:useLocalDpi xmlns:a14="http://schemas.microsoft.com/office/drawing/2010/main" val="0"/>
+                        </a:ext>
+                      </a:extLst>
+                    </a:blip>
+                    <a:stretch>
+                      <a:fillRect/>
+                    </a:stretch>
+                  </pic:blipFill>
+                  <pic:spPr>
+                    <a:xfrm>
+                      <a:off x="0" y="0"/>
+                      <a:ext cx="6840220" cy="3420110"/>
+                    </a:xfrm>
+                    <a:prstGeom prst="rect">
+                      <a:avLst/>
+                    </a:prstGeom>
+                  </pic:spPr>
+                </pic:pic>
+              </a:graphicData>
+            </a:graphic>
+          </wp:inline>
+        </w:drawing>
+      </w:r>
+      <w:r>
+        <w:rPr>
+          <w:noProof/>
+        </w:rPr>
+        <w:drawing>
+          <wp:inline distT="0" distB="0" distL="0" distR="0" wp14:anchorId="54F22545" wp14:editId="676BE854">
+            <wp:extent cx="6840220" cy="3420110"/>
+            <wp:effectExtent l="0" t="0" r="0" b="8890"/>
+            <wp:docPr id="1036627089" name="Picture 2"/>
+            <wp:cNvGraphicFramePr>
+              <a:graphicFrameLocks xmlns:a="http://schemas.openxmlformats.org/drawingml/2006/main" noChangeAspect="1"/>
+            </wp:cNvGraphicFramePr>
+            <a:graphic xmlns:a="http://schemas.openxmlformats.org/drawingml/2006/main">
+              <a:graphicData uri="http://schemas.openxmlformats.org/drawingml/2006/picture">
+                <pic:pic xmlns:pic="http://schemas.openxmlformats.org/drawingml/2006/picture">
+                  <pic:nvPicPr>
+                    <pic:cNvPr id="1036627089" name="Picture 1036627089"/>
+                    <pic:cNvPicPr/>
+                  </pic:nvPicPr>
+                  <pic:blipFill>
+                    <a:blip r:embed="rId13">
+                      <a:extLst>
+                        <a:ext uri="{28A0092B-C50C-407E-A947-70E740481C1C}">
+                          <a14:useLocalDpi xmlns:a14="http://schemas.microsoft.com/office/drawing/2010/main" val="0"/>
+                        </a:ext>
+                      </a:extLst>
+                    </a:blip>
+                    <a:stretch>
+                      <a:fillRect/>
+                    </a:stretch>
+                  </pic:blipFill>
+                  <pic:spPr>
+                    <a:xfrm>
+                      <a:off x="0" y="0"/>
+                      <a:ext cx="6840220" cy="3420110"/>
+                    </a:xfrm>
+                    <a:prstGeom prst="rect">
+                      <a:avLst/>
+                    </a:prstGeom>
+                  </pic:spPr>
+                </pic:pic>
+              </a:graphicData>
+            </a:graphic>
+          </wp:inline>
+        </w:drawing>
+      </w:r>
+      <w:r>
+        <w:rPr>
+          <w:noProof/>
+        </w:rPr>
+        <w:t xml:space="preserve"> </w:t>
+      </w:r>
+      <w:r>
+        <w:rPr>
+          <w:noProof/>
+        </w:rPr>
+        <w:lastRenderedPageBreak/>
+        <w:drawing>
+          <wp:inline distT="0" distB="0" distL="0" distR="0" wp14:anchorId="7272C8FB" wp14:editId="33FE5E6F">
+            <wp:extent cx="6840220" cy="3420110"/>
+            <wp:effectExtent l="0" t="0" r="0" b="8890"/>
+            <wp:docPr id="13732290" name="Picture 3"/>
+            <wp:cNvGraphicFramePr>
+              <a:graphicFrameLocks xmlns:a="http://schemas.openxmlformats.org/drawingml/2006/main" noChangeAspect="1"/>
+            </wp:cNvGraphicFramePr>
+            <a:graphic xmlns:a="http://schemas.openxmlformats.org/drawingml/2006/main">
+              <a:graphicData uri="http://schemas.openxmlformats.org/drawingml/2006/picture">
+                <pic:pic xmlns:pic="http://schemas.openxmlformats.org/drawingml/2006/picture">
+                  <pic:nvPicPr>
+                    <pic:cNvPr id="13732290" name="Picture 13732290"/>
+                    <pic:cNvPicPr/>
+                  </pic:nvPicPr>
+                  <pic:blipFill>
+                    <a:blip r:embed="rId14">
+                      <a:extLst>
+                        <a:ext uri="{28A0092B-C50C-407E-A947-70E740481C1C}">
+                          <a14:useLocalDpi xmlns:a14="http://schemas.microsoft.com/office/drawing/2010/main" val="0"/>
+                        </a:ext>
+                      </a:extLst>
+                    </a:blip>
+                    <a:stretch>
+                      <a:fillRect/>
+                    </a:stretch>
+                  </pic:blipFill>
+                  <pic:spPr>
+                    <a:xfrm>
+                      <a:off x="0" y="0"/>
+                      <a:ext cx="6840220" cy="3420110"/>
+                    </a:xfrm>
+                    <a:prstGeom prst="rect">
+                      <a:avLst/>
+                    </a:prstGeom>
+                  </pic:spPr>
+                </pic:pic>
+              </a:graphicData>
+            </a:graphic>
+          </wp:inline>
+        </w:drawing>
+      </w:r>
+    </w:p>
+    <w:p>
+      <w:pPr>
+        <w:rPr>
+          <w:b/>
+          <w:bCs/>
+        </w:rPr>
+      </w:pPr>
+      <w:r>
+        <w:rPr>
+          <w:b/>
+          <w:bCs/>
+        </w:rPr>
+        <w:t>Support Vector Classifier</w:t>
+      </w:r>
+      <w:r>
+        <w:rPr>
+          <w:noProof/>
+        </w:rPr>
+        <w:drawing>
+          <wp:inline distT="0" distB="0" distL="0" distR="0" wp14:anchorId="1BEADDF7" wp14:editId="129D15F9">
+            <wp:extent cx="6840220" cy="3420110"/>
+            <wp:effectExtent l="0" t="0" r="0" b="8890"/>
+            <wp:docPr id="1125783473" name="Picture 4"/>
+            <wp:cNvGraphicFramePr>
+              <a:graphicFrameLocks xmlns:a="http://schemas.openxmlformats.org/drawingml/2006/main" noChangeAspect="1"/>
+            </wp:cNvGraphicFramePr>
+            <a:graphic xmlns:a="http://schemas.openxmlformats.org/drawingml/2006/main">
+              <a:graphicData uri="http://schemas.openxmlformats.org/drawingml/2006/picture">
+                <pic:pic xmlns:pic="http://schemas.openxmlformats.org/drawingml/2006/picture">
+                  <pic:nvPicPr>
+                    <pic:cNvPr id="1125783473" name="Picture 1125783473"/>
+                    <pic:cNvPicPr/>
+                  </pic:nvPicPr>
+                  <pic:blipFill>
+                    <a:blip r:embed="rId15">
+                      <a:extLst>
+                        <a:ext uri="{28A0092B-C50C-407E-A947-70E740481C1C}">
+                          <a14:useLocalDpi xmlns:a14="http://schemas.microsoft.com/office/drawing/2010/main" val="0"/>
+                        </a:ext>
+                      </a:extLst>
+                    </a:blip>
+                    <a:stretch>
+                      <a:fillRect/>
+                    </a:stretch>
+                  </pic:blipFill>
+                  <pic:spPr>
+                    <a:xfrm>
+                      <a:off x="0" y="0"/>
+                      <a:ext cx="6840220" cy="3420110"/>
+                    </a:xfrm>
+                    <a:prstGeom prst="rect">
+                      <a:avLst/>
+                    </a:prstGeom>
+                  </pic:spPr>
+                </pic:pic>
+              </a:graphicData>
+            </a:graphic>
+          </wp:inline>
+        </w:drawing>
+      </w:r>
+      <w:r>
+        <w:rPr>
+          <w:noProof/>
+        </w:rPr>
+        <w:lastRenderedPageBreak/>
+        <w:drawing>
+          <wp:inline distT="0" distB="0" distL="0" distR="0" wp14:anchorId="3E6177F9" wp14:editId="285105C2">
+            <wp:extent cx="6840220" cy="3420110"/>
+            <wp:effectExtent l="0" t="0" r="0" b="8890"/>
+            <wp:docPr id="1618752775" name="Picture 5"/>
+            <wp:cNvGraphicFramePr>
+              <a:graphicFrameLocks xmlns:a="http://schemas.openxmlformats.org/drawingml/2006/main" noChangeAspect="1"/>
+            </wp:cNvGraphicFramePr>
+            <a:graphic xmlns:a="http://schemas.openxmlformats.org/drawingml/2006/main">
+              <a:graphicData uri="http://schemas.openxmlformats.org/drawingml/2006/picture">
+                <pic:pic xmlns:pic="http://schemas.openxmlformats.org/drawingml/2006/picture">
+                  <pic:nvPicPr>
+                    <pic:cNvPr id="1618752775" name="Picture 1618752775"/>
+                    <pic:cNvPicPr/>
+                  </pic:nvPicPr>
+                  <pic:blipFill>
+                    <a:blip r:embed="rId16">
+                      <a:extLst>
+                        <a:ext uri="{28A0092B-C50C-407E-A947-70E740481C1C}">
+                          <a14:useLocalDpi xmlns:a14="http://schemas.microsoft.com/office/drawing/2010/main" val="0"/>
+                        </a:ext>
+                      </a:extLst>
+                    </a:blip>
+                    <a:stretch>
+                      <a:fillRect/>
+                    </a:stretch>
+                  </pic:blipFill>
+                  <pic:spPr>
+                    <a:xfrm>
+                      <a:off x="0" y="0"/>
+                      <a:ext cx="6840220" cy="3420110"/>
+                    </a:xfrm>
+                    <a:prstGeom prst="rect">
+                      <a:avLst/>
+                    </a:prstGeom>
+                  </pic:spPr>
+                </pic:pic>
+              </a:graphicData>
+            </a:graphic>
+          </wp:inline>
+        </w:drawing>
+      </w:r>
+      <w:r>
+        <w:rPr>
+          <w:noProof/>
+        </w:rPr>
+        <w:drawing>
+          <wp:inline distT="0" distB="0" distL="0" distR="0" wp14:anchorId="756F16D5" wp14:editId="63BB3457">
+            <wp:extent cx="6840220" cy="3420110"/>
+            <wp:effectExtent l="0" t="0" r="0" b="8890"/>
+            <wp:docPr id="998330826" name="Picture 6"/>
+            <wp:cNvGraphicFramePr>
+              <a:graphicFrameLocks xmlns:a="http://schemas.openxmlformats.org/drawingml/2006/main" noChangeAspect="1"/>
+            </wp:cNvGraphicFramePr>
+            <a:graphic xmlns:a="http://schemas.openxmlformats.org/drawingml/2006/main">
+              <a:graphicData uri="http://schemas.openxmlformats.org/drawingml/2006/picture">
+                <pic:pic xmlns:pic="http://schemas.openxmlformats.org/drawingml/2006/picture">
+                  <pic:nvPicPr>
+                    <pic:cNvPr id="998330826" name="Picture 998330826"/>
+                    <pic:cNvPicPr/>
+                  </pic:nvPicPr>
+                  <pic:blipFill>
+                    <a:blip r:embed="rId17">
+                      <a:extLst>
+                        <a:ext uri="{28A0092B-C50C-407E-A947-70E740481C1C}">
+                          <a14:useLocalDpi xmlns:a14="http://schemas.microsoft.com/office/drawing/2010/main" val="0"/>
+                        </a:ext>
+                      </a:extLst>
+                    </a:blip>
+                    <a:stretch>
+                      <a:fillRect/>
+                    </a:stretch>
+                  </pic:blipFill>
+                  <pic:spPr>
+                    <a:xfrm>
+                      <a:off x="0" y="0"/>
+                      <a:ext cx="6840220" cy="3420110"/>
+                    </a:xfrm>
+                    <a:prstGeom prst="rect">
+                      <a:avLst/>
+                    </a:prstGeom>
+                  </pic:spPr>
+                </pic:pic>
+              </a:graphicData>
+            </a:graphic>
+          </wp:inline>
+        </w:drawing>
+      </w:r>
+    </w:p>
+    <w:p>
+      <w:pPr>
+        <w:rPr>
+          <w:b/>
+          <w:bCs/>
+        </w:rPr>
+      </w:pPr>
+    </w:p>
+    <w:p>
+      <w:pPr>
+        <w:rPr>
+          <w:b/>
+          <w:bCs/>
+        </w:rPr>
+      </w:pPr>
+      <w:proofErr w:type="spellStart"/>
+      <w:r>
+        <w:rPr>
+          <w:b/>
+          <w:bCs/>
+        </w:rPr>
+        <w:t>XGBoost</w:t>
+      </w:r>
+      <w:proofErr w:type="spellEnd"/>
+      <w:r>
+        <w:rPr>
+          <w:b/>
+          <w:bCs/>
+        </w:rPr>
+        <w:t>:</w:t>
+      </w:r>
+    </w:p>
+    <w:p>
+      <w:r>
+        <w:rPr>
+          <w:noProof/>
+        </w:rPr>
+        <w:lastRenderedPageBreak/>
+        <w:drawing>
+          <wp:inline distT="0" distB="0" distL="0" distR="0" wp14:anchorId="4BA6C12A" wp14:editId="1D43534F">
+            <wp:extent cx="6840220" cy="3420110"/>
+            <wp:effectExtent l="0" t="0" r="0" b="8890"/>
+            <wp:docPr id="1238647669" name="Picture 7"/>
+            <wp:cNvGraphicFramePr>
+              <a:graphicFrameLocks xmlns:a="http://schemas.openxmlformats.org/drawingml/2006/main" noChangeAspect="1"/>
+            </wp:cNvGraphicFramePr>
+            <a:graphic xmlns:a="http://schemas.openxmlformats.org/drawingml/2006/main">
+              <a:graphicData uri="http://schemas.openxmlformats.org/drawingml/2006/picture">
+                <pic:pic xmlns:pic="http://schemas.openxmlformats.org/drawingml/2006/picture">
+                  <pic:nvPicPr>
+                    <pic:cNvPr id="1238647669" name="Picture 1238647669"/>
+                    <pic:cNvPicPr/>
+                  </pic:nvPicPr>
+                  <pic:blipFill>
+                    <a:blip r:embed="rId18">
+                      <a:extLst>
+                        <a:ext uri="{28A0092B-C50C-407E-A947-70E740481C1C}">
+                          <a14:useLocalDpi xmlns:a14="http://schemas.microsoft.com/office/drawing/2010/main" val="0"/>
+                        </a:ext>
+                      </a:extLst>
+                    </a:blip>
+                    <a:stretch>
+                      <a:fillRect/>
+                    </a:stretch>
+                  </pic:blipFill>
+                  <pic:spPr>
+                    <a:xfrm>
+                      <a:off x="0" y="0"/>
+                      <a:ext cx="6840220" cy="3420110"/>
+                    </a:xfrm>
+                    <a:prstGeom prst="rect">
+                      <a:avLst/>
+                    </a:prstGeom>
+                  </pic:spPr>
+                </pic:pic>
+              </a:graphicData>
+            </a:graphic>
+          </wp:inline>
+        </w:drawing>
+      </w:r>
+      <w:r>
+        <w:rPr>
+          <w:noProof/>
+        </w:rPr>
+        <w:drawing>
+          <wp:inline distT="0" distB="0" distL="0" distR="0" wp14:anchorId="37483DA7" wp14:editId="3509C116">
+            <wp:extent cx="6840220" cy="3420110"/>
+            <wp:effectExtent l="0" t="0" r="0" b="8890"/>
+            <wp:docPr id="1125607257" name="Picture 8"/>
+            <wp:cNvGraphicFramePr>
+              <a:graphicFrameLocks xmlns:a="http://schemas.openxmlformats.org/drawingml/2006/main" noChangeAspect="1"/>
+            </wp:cNvGraphicFramePr>
+            <a:graphic xmlns:a="http://schemas.openxmlformats.org/drawingml/2006/main">
+              <a:graphicData uri="http://schemas.openxmlformats.org/drawingml/2006/picture">
+                <pic:pic xmlns:pic="http://schemas.openxmlformats.org/drawingml/2006/picture">
+                  <pic:nvPicPr>
+                    <pic:cNvPr id="1125607257" name="Picture 1125607257"/>
+                    <pic:cNvPicPr/>
+                  </pic:nvPicPr>
+                  <pic:blipFill>
+                    <a:blip r:embed="rId19">
+                      <a:extLst>
+                        <a:ext uri="{28A0092B-C50C-407E-A947-70E740481C1C}">
+                          <a14:useLocalDpi xmlns:a14="http://schemas.microsoft.com/office/drawing/2010/main" val="0"/>
+                        </a:ext>
+                      </a:extLst>
+                    </a:blip>
+                    <a:stretch>
+                      <a:fillRect/>
+                    </a:stretch>
+                  </pic:blipFill>
+                  <pic:spPr>
+                    <a:xfrm>
+                      <a:off x="0" y="0"/>
+                      <a:ext cx="6840220" cy="3420110"/>
+                    </a:xfrm>
+                    <a:prstGeom prst="rect">
+                      <a:avLst/>
+                    </a:prstGeom>
+                  </pic:spPr>
+                </pic:pic>
+              </a:graphicData>
+            </a:graphic>
+          </wp:inline>
+        </w:drawing>
+      </w:r>
+      <w:r>
+        <w:rPr>
+          <w:noProof/>
+        </w:rPr>
+        <w:lastRenderedPageBreak/>
+        <w:drawing>
+          <wp:inline distT="0" distB="0" distL="0" distR="0" wp14:anchorId="401B1FAE" wp14:editId="2B718547">
+            <wp:extent cx="6840220" cy="3420110"/>
+            <wp:effectExtent l="0" t="0" r="0" b="8890"/>
+            <wp:docPr id="634379556" name="Picture 9"/>
+            <wp:cNvGraphicFramePr>
+              <a:graphicFrameLocks xmlns:a="http://schemas.openxmlformats.org/drawingml/2006/main" noChangeAspect="1"/>
+            </wp:cNvGraphicFramePr>
+            <a:graphic xmlns:a="http://schemas.openxmlformats.org/drawingml/2006/main">
+              <a:graphicData uri="http://schemas.openxmlformats.org/drawingml/2006/picture">
+                <pic:pic xmlns:pic="http://schemas.openxmlformats.org/drawingml/2006/picture">
+                  <pic:nvPicPr>
+                    <pic:cNvPr id="634379556" name="Picture 634379556"/>
+                    <pic:cNvPicPr/>
+                  </pic:nvPicPr>
+                  <pic:blipFill>
+                    <a:blip r:embed="rId20">
+                      <a:extLst>
+                        <a:ext uri="{28A0092B-C50C-407E-A947-70E740481C1C}">
+                          <a14:useLocalDpi xmlns:a14="http://schemas.microsoft.com/office/drawing/2010/main" val="0"/>
+                        </a:ext>
+                      </a:extLst>
+                    </a:blip>
+                    <a:stretch>
+                      <a:fillRect/>
+                    </a:stretch>
+                  </pic:blipFill>
+                  <pic:spPr>
+                    <a:xfrm>
+                      <a:off x="0" y="0"/>
+                      <a:ext cx="6840220" cy="3420110"/>
+                    </a:xfrm>
+                    <a:prstGeom prst="rect">
+                      <a:avLst/>
+                    </a:prstGeom>
+                  </pic:spPr>
+                </pic:pic>
+              </a:graphicData>
+            </a:graphic>
+          </wp:inline>
+        </w:drawing>
+      </w:r>
+    </w:p>
+    <w:p>
+      <w:pPr>
+        <w:rPr>
+          <w:b/>
+          <w:bCs/>
+        </w:rPr>
+      </w:pPr>
+      <w:r>
+        <w:rPr>
+          <w:b/>
+          <w:bCs/>
+        </w:rPr>
         <w:t>4. System Architecture Diagram</w:t>
       </w:r>
     </w:p>
@@ -1439,7 +1994,6 @@
         <w:rPr>
           <w:noProof/>
         </w:rPr>
-        <w:lastRenderedPageBreak/>
         <w:drawing>
           <wp:inline distT="0" distB="0" distL="0" distR="0" wp14:anchorId="197DADEA" wp14:editId="01B84F8B">
             <wp:extent cx="6840220" cy="5107305"/>
@@ -1456,7 +2010,7 @@
                     <pic:cNvPicPr/>
                   </pic:nvPicPr>
                   <pic:blipFill>
-                    <a:blip r:embed="rId11" cstate="print">
+                    <a:blip r:embed="rId21" cstate="print">
                       <a:extLst>
                         <a:ext uri="{28A0092B-C50C-407E-A947-70E740481C1C}">
                           <a14:useLocalDpi xmlns:a14="http://schemas.microsoft.com/office/drawing/2010/main" val="0"/>
@@ -1551,6 +2105,7 @@
           <w:b/>
           <w:bCs/>
         </w:rPr>
+        <w:lastRenderedPageBreak/>
         <w:t>Dynamic Model Fetching:</w:t>
       </w:r>
       <w:r>
@@ -1745,7 +2300,6 @@
         </w:numPr>
       </w:pPr>
       <w:r>
-        <w:lastRenderedPageBreak/>
         <w:t xml:space="preserve">Executes </w:t>
       </w:r>
       <w:proofErr w:type="spellStart"/>
@@ -1957,6 +2511,7 @@
     </w:p>
     <w:p>
       <w:r>
+        <w:lastRenderedPageBreak/>
         <w:t>}</w:t>
       </w:r>
     </w:p>
@@ -2042,7 +2597,7 @@
       <w:r>
         <w:t xml:space="preserve"> </w:t>
       </w:r>
-      <w:hyperlink r:id="rId12" w:history="1">
+      <w:hyperlink r:id="rId22" w:history="1">
         <w:r>
           <w:rPr>
             <w:rStyle w:val="Hyperlink"/>
@@ -2051,6 +2606,118 @@
         </w:r>
       </w:hyperlink>
     </w:p>
+    <w:p/>
+    <w:p>
+      <w:pPr>
+        <w:rPr>
+          <w:b/>
+          <w:bCs/>
+          <w:lang w:val="en-US"/>
+        </w:rPr>
+      </w:pPr>
+      <w:r>
+        <w:rPr>
+          <w:b/>
+          <w:bCs/>
+          <w:lang w:val="en-US"/>
+        </w:rPr>
+        <w:t>Student Details:</w:t>
+      </w:r>
+    </w:p>
+    <w:p>
+      <w:pPr>
+        <w:rPr>
+          <w:b/>
+          <w:bCs/>
+          <w:lang w:val="en-US"/>
+        </w:rPr>
+      </w:pPr>
+      <w:r>
+        <w:rPr>
+          <w:b/>
+          <w:bCs/>
+          <w:lang w:val="en-US"/>
+        </w:rPr>
+        <w:t>Name: Lokesh Kumar Pandey</w:t>
+      </w:r>
+    </w:p>
+    <w:p>
+      <w:r>
+        <w:rPr>
+          <w:b/>
+          <w:bCs/>
+          <w:lang w:val="en-US"/>
+        </w:rPr>
+        <w:t xml:space="preserve">Student Id: </w:t>
+      </w:r>
+      <w:r>
+        <w:rPr>
+          <w:b/>
+          <w:bCs/>
+        </w:rPr>
+        <w:t>2025AE05342</w:t>
+      </w:r>
+    </w:p>
+    <w:p>
+      <w:r>
+        <w:rPr>
+          <w:b/>
+          <w:bCs/>
+        </w:rPr>
+        <w:t>Repository URL:</w:t>
+      </w:r>
+      <w:r>
+        <w:t xml:space="preserve"> </w:t>
+      </w:r>
+      <w:hyperlink r:id="rId23" w:history="1">
+        <w:r>
+          <w:rPr>
+            <w:rStyle w:val="Hyperlink"/>
+          </w:rPr>
+          <w:t>https://github.com/pandeylokesh124/mlops-assignment/tree/main</w:t>
+        </w:r>
+      </w:hyperlink>
+    </w:p>
+    <w:p>
+      <w:pPr>
+        <w:rPr>
+          <w:b/>
+          <w:bCs/>
+        </w:rPr>
+      </w:pPr>
+      <w:r>
+        <w:rPr>
+          <w:b/>
+          <w:bCs/>
+        </w:rPr>
+        <w:t xml:space="preserve">Video </w:t>
+      </w:r>
+      <w:proofErr w:type="gramStart"/>
+      <w:r>
+        <w:rPr>
+          <w:b/>
+          <w:bCs/>
+        </w:rPr>
+        <w:t>URL :</w:t>
+      </w:r>
+      <w:proofErr w:type="gramEnd"/>
+      <w:r>
+        <w:rPr>
+          <w:b/>
+          <w:bCs/>
+        </w:rPr>
+        <w:t xml:space="preserve"> </w:t>
+      </w:r>
+      <w:hyperlink r:id="rId24" w:history="1">
+        <w:r>
+          <w:rPr>
+            <w:rStyle w:val="Hyperlink"/>
+          </w:rPr>
+          <w:t>https://drive.google.com/file/d/1qa2KR6goiNEVxu8tykBkHJECo9fw6HLJ/view?usp=drive_link</w:t>
+        </w:r>
+      </w:hyperlink>
+    </w:p>
+    <w:p/>
     <w:sectPr>
       <w:pgSz w:w="11906" w:h="16838"/>
       <w:pgMar w:top="567" w:right="567" w:bottom="567" w:left="567" w:header="709" w:footer="709" w:gutter="0"/>
@@ -4472,6 +5139,7 @@
   <w:style w:type="paragraph" w:default="1" w:styleId="Normal">
     <w:name w:val="Normal"/>
     <w:qFormat/>
+    <w:rsid w:val="00906F72"/>
   </w:style>
   <w:style w:type="paragraph" w:styleId="Heading1">
     <w:name w:val="heading 1"/>
